--- a/public/templates/my-cs-guerlain.docx
+++ b/public/templates/my-cs-guerlain.docx
@@ -138,6 +138,7 @@
     </w:p>
     <w:p>
       <w:pPr>
+        <w:spacing w:after="0" w:line="240" w:lineRule="auto"/>
         <w:jc w:val="both"/>
         <w:rPr>
           <w:rFonts w:ascii="Segoe UI" w:hAnsi="Segoe UI" w:cs="Segoe UI"/>
@@ -246,7 +247,27 @@
           <w:sz w:val="22"/>
           <w:szCs w:val="22"/>
         </w:rPr>
-        <w:t xml:space="preserve">We are pleased to confirm your employment with us at Agensi Pekerjaan Luxury Careers Sdn. Bhd. with effect of {startDate}, hereinafter referred to as “Luxury Careers.” During your employment with us, you will be assigned exclusively to LVMH Perfumes &amp; Cosmetics Travel Retail (Guerlain), which will be referred as “the Client” throughout this contract.</w:t>
+        <w:t xml:space="preserve">We are pleased to confirm your employment with us at Agensi Pekerjaan Luxury Careers Sdn. Bhd. with effect of </w:t>
+      </w:r>
+      <w:r>
+        <w:rPr>
+          <w:rFonts w:ascii="Segoe UI" w:hAnsi="Segoe UI" w:cs="Segoe UI"/>
+          <w:b/>
+          <w:bCs/>
+          <w:color w:val="000000"/>
+          <w:sz w:val="22"/>
+          <w:szCs w:val="22"/>
+        </w:rPr>
+        <w:t xml:space="preserve">{startDate}</w:t>
+      </w:r>
+      <w:r>
+        <w:rPr>
+          <w:rFonts w:ascii="Segoe UI" w:hAnsi="Segoe UI" w:cs="Segoe UI"/>
+          <w:color w:val="000000"/>
+          <w:sz w:val="22"/>
+          <w:szCs w:val="22"/>
+        </w:rPr>
+        <w:t xml:space="preserve">, hereinafter referred to as “Luxury Careers.” During your employment with us, you will be assigned exclusively to LVMH Perfumes &amp; Cosmetics Travel Retail (Guerlain), which will be referred as “the Client” throughout this contract.</w:t>
       </w:r>
     </w:p>
     <w:p>
@@ -348,7 +369,27 @@
           <w:color w:val="000000"/>
           <w:szCs w:val="22"/>
         </w:rPr>
-        <w:t xml:space="preserve">Your designation shall be {designation}.</w:t>
+        <w:t xml:space="preserve">Your designation shall be </w:t>
+      </w:r>
+      <w:r>
+        <w:rPr>
+          <w:rFonts w:ascii="Segoe UI" w:hAnsi="Segoe UI" w:cs="Segoe UI"/>
+          <w:b/>
+          <w:bCs/>
+          <w:b w:val="0"/>
+          <w:color w:val="000000"/>
+          <w:szCs w:val="22"/>
+        </w:rPr>
+        <w:t xml:space="preserve">{designation}</w:t>
+      </w:r>
+      <w:r>
+        <w:rPr>
+          <w:rFonts w:ascii="Segoe UI" w:hAnsi="Segoe UI" w:cs="Segoe UI"/>
+          <w:b w:val="0"/>
+          <w:color w:val="000000"/>
+          <w:szCs w:val="22"/>
+        </w:rPr>
+        <w:t xml:space="preserve">.</w:t>
       </w:r>
     </w:p>
     <w:p>
@@ -529,7 +570,27 @@
           <w:sz w:val="22"/>
           <w:szCs w:val="22"/>
         </w:rPr>
-        <w:t xml:space="preserve">Your gross basic monthly salary will be RM{salaryFigure} (Ringgit Malaysia: {salaryWords} Only) per month, and you will also receive the following allowances payable at the end of each: </w:t>
+        <w:t xml:space="preserve">Your gross basic monthly salary will be RM</w:t>
+      </w:r>
+      <w:r>
+        <w:rPr>
+          <w:rFonts w:ascii="Segoe UI" w:hAnsi="Segoe UI" w:cs="Segoe UI"/>
+          <w:b/>
+          <w:bCs/>
+          <w:color w:val="000000"/>
+          <w:sz w:val="22"/>
+          <w:szCs w:val="22"/>
+        </w:rPr>
+        <w:t xml:space="preserve">{salaryFigure}</w:t>
+      </w:r>
+      <w:r>
+        <w:rPr>
+          <w:rFonts w:ascii="Segoe UI" w:hAnsi="Segoe UI" w:cs="Segoe UI"/>
+          <w:color w:val="000000"/>
+          <w:sz w:val="22"/>
+          <w:szCs w:val="22"/>
+        </w:rPr>
+        <w:t xml:space="preserve"> (Ringgit Malaysia: {salaryWords} Only) per month, and you will also receive the following allowances payable at the end of each: </w:t>
       </w:r>
     </w:p>
     <w:p>
@@ -569,7 +630,31 @@
           <w:szCs w:val="22"/>
           <w:lang w:eastAsia="zh-CN"/>
         </w:rPr>
-        <w:t xml:space="preserve">You are entitled with RM{travelFigure} (Ringgit Malaysia: {travelWords} Only) as Travelling Allowance</w:t>
+        <w:t xml:space="preserve">You are entitled with RM</w:t>
+      </w:r>
+      <w:r>
+        <w:rPr>
+          <w:rFonts w:ascii="Segoe UI" w:hAnsi="Segoe UI" w:cs="Segoe UI" w:hint="eastAsia"/>
+          <w:b/>
+          <w:bCs/>
+          <w:bCs/>
+          <w:color w:val="000000"/>
+          <w:sz w:val="22"/>
+          <w:szCs w:val="22"/>
+          <w:lang w:eastAsia="zh-CN"/>
+        </w:rPr>
+        <w:t xml:space="preserve">{travelFigure}</w:t>
+      </w:r>
+      <w:r>
+        <w:rPr>
+          <w:rFonts w:ascii="Segoe UI" w:hAnsi="Segoe UI" w:cs="Segoe UI" w:hint="eastAsia"/>
+          <w:bCs/>
+          <w:color w:val="000000"/>
+          <w:sz w:val="22"/>
+          <w:szCs w:val="22"/>
+          <w:lang w:eastAsia="zh-CN"/>
+        </w:rPr>
+        <w:t xml:space="preserve"> (Ringgit Malaysia: {travelWords} Only) as Travelling Allowance</w:t>
       </w:r>
     </w:p>
     <w:p>
@@ -1301,7 +1386,47 @@
           <w:sz w:val="22"/>
           <w:szCs w:val="22"/>
         </w:rPr>
-        <w:t xml:space="preserve">The agreed employment duration is from {startDate} to {endDate}. It may be subject to renewal based on mutual agreement between you and Luxury Careers.</w:t>
+        <w:t xml:space="preserve">The agreed employment duration is from </w:t>
+      </w:r>
+      <w:r>
+        <w:rPr>
+          <w:rFonts w:ascii="Segoe UI" w:hAnsi="Segoe UI" w:cs="Segoe UI"/>
+          <w:b/>
+          <w:bCs/>
+          <w:color w:val="000000"/>
+          <w:sz w:val="22"/>
+          <w:szCs w:val="22"/>
+        </w:rPr>
+        <w:t xml:space="preserve">{startDate}</w:t>
+      </w:r>
+      <w:r>
+        <w:rPr>
+          <w:rFonts w:ascii="Segoe UI" w:hAnsi="Segoe UI" w:cs="Segoe UI"/>
+          <w:color w:val="000000"/>
+          <w:sz w:val="22"/>
+          <w:szCs w:val="22"/>
+        </w:rPr>
+        <w:t xml:space="preserve"> to </w:t>
+      </w:r>
+      <w:r>
+        <w:rPr>
+          <w:rFonts w:ascii="Segoe UI" w:hAnsi="Segoe UI" w:cs="Segoe UI"/>
+          <w:b/>
+          <w:bCs/>
+          <w:color w:val="000000"/>
+          <w:sz w:val="22"/>
+          <w:szCs w:val="22"/>
+        </w:rPr>
+        <w:t xml:space="preserve">{endDate}</w:t>
+      </w:r>
+      <w:r>
+        <w:rPr>
+          <w:rFonts w:ascii="Segoe UI" w:hAnsi="Segoe UI" w:cs="Segoe UI"/>
+          <w:color w:val="000000"/>
+          <w:sz w:val="22"/>
+          <w:szCs w:val="22"/>
+        </w:rPr>
+        <w:t xml:space="preserve">. It may be subject to renewal based on mutual agreement between you and Luxury Careers.</w:t>
       </w:r>
     </w:p>
     <w:p>
@@ -1957,7 +2082,29 @@
           <w:szCs w:val="22"/>
           <w:lang w:val="en-SG"/>
         </w:rPr>
-        <w:t xml:space="preserve">Your gross basic monthly salary will be revised to RM{postProbSalaryFigure} (Ringgit Malaysia: {postProbSalaryWords} Only) per month.</w:t>
+        <w:t xml:space="preserve">Your gross basic monthly salary will be revised to RM</w:t>
+      </w:r>
+      <w:r>
+        <w:rPr>
+          <w:rFonts w:ascii="Segoe UI" w:hAnsi="Segoe UI" w:cs="Segoe UI"/>
+          <w:b/>
+          <w:bCs/>
+          <w:color w:val="000000"/>
+          <w:sz w:val="22"/>
+          <w:szCs w:val="22"/>
+          <w:lang w:val="en-SG"/>
+        </w:rPr>
+        <w:t xml:space="preserve">{postProbSalaryFigure}</w:t>
+      </w:r>
+      <w:r>
+        <w:rPr>
+          <w:rFonts w:ascii="Segoe UI" w:hAnsi="Segoe UI" w:cs="Segoe UI"/>
+          <w:color w:val="000000"/>
+          <w:sz w:val="22"/>
+          <w:szCs w:val="22"/>
+          <w:lang w:val="en-SG"/>
+        </w:rPr>
+        <w:t xml:space="preserve"> (Ringgit Malaysia: {postProbSalaryWords} Only) per month.</w:t>
       </w:r>
     </w:p>
     <w:p>
@@ -3721,7 +3868,7 @@
           <w:color w:val="000000"/>
           <w:szCs w:val="22"/>
         </w:rPr>
-        <w:t xml:space="preserve">I confirm that I have read and accepted the terms and conditions of my employment with </w:t>
+        <w:t xml:space="preserve">I, {name}, confirm that I have read and accepted the terms and conditions of my employment with </w:t>
       </w:r>
       <w:r>
         <w:rPr>

--- a/public/templates/my-cs-guerlain.docx
+++ b/public/templates/my-cs-guerlain.docx
@@ -139,7 +139,7 @@
     <w:p>
       <w:pPr>
         <w:spacing w:after="0" w:line="240" w:lineRule="auto"/>
-        <w:jc w:val="both"/>
+        <w:jc w:val="left"/>
         <w:rPr>
           <w:rFonts w:ascii="Segoe UI" w:hAnsi="Segoe UI" w:cs="Segoe UI"/>
           <w:color w:val="000000"/>
